--- a/Strand 3 People and Relationships/Indigenous Knowledge Systems in African Societies/Lesson4/ACTIVITY1/Activity 1.docx
+++ b/Strand 3 People and Relationships/Indigenous Knowledge Systems in African Societies/Lesson4/ACTIVITY1/Activity 1.docx
@@ -422,7 +422,7 @@
       </w:pPr>
       <w:r>
         <w:pict w14:anchorId="30603BE6">
-          <v:rect id="_x0000_i1029" style="width:0;height:1.5pt" o:hralign="center" o:hrstd="t" o:hr="t" fillcolor="#a0a0a0" stroked="f"/>
+          <v:rect id="_x0000_i1029" style="width:448.6pt;height:.05pt" o:hrpct="989" o:hralign="center" o:hrstd="t" o:hr="t" fillcolor="#a0a0a0" stroked="f"/>
         </w:pict>
       </w:r>
     </w:p>
@@ -525,7 +525,21 @@
         <w:rPr>
           <w:rFonts w:ascii="Times New Roman" w:eastAsia="Times New Roman" w:hAnsi="Times New Roman" w:cs="Times New Roman"/>
         </w:rPr>
-        <w:t xml:space="preserve">A farmer applying the tassa planting method </w:t>
+        <w:t xml:space="preserve">A farmer applying the </w:t>
+      </w:r>
+      <w:proofErr w:type="spellStart"/>
+      <w:r>
+        <w:rPr>
+          <w:rFonts w:ascii="Times New Roman" w:eastAsia="Times New Roman" w:hAnsi="Times New Roman" w:cs="Times New Roman"/>
+        </w:rPr>
+        <w:t>tassa</w:t>
+      </w:r>
+      <w:proofErr w:type="spellEnd"/>
+      <w:r>
+        <w:rPr>
+          <w:rFonts w:ascii="Times New Roman" w:eastAsia="Times New Roman" w:hAnsi="Times New Roman" w:cs="Times New Roman"/>
+        </w:rPr>
+        <w:t xml:space="preserve"> planting method </w:t>
       </w:r>
       <w:r>
         <w:rPr>
@@ -723,7 +737,14 @@
         <w:rPr>
           <w:rFonts w:ascii="Times New Roman" w:eastAsia="Times New Roman" w:hAnsi="Times New Roman" w:cs="Times New Roman"/>
         </w:rPr>
-        <w:t xml:space="preserve"> Multiple-choice:</w:t>
+        <w:t xml:space="preserve"> </w:t>
+      </w:r>
+      <w:proofErr w:type="spellStart"/>
+      <w:r>
+        <w:rPr>
+          <w:rFonts w:ascii="Times New Roman" w:eastAsia="Times New Roman" w:hAnsi="Times New Roman" w:cs="Times New Roman"/>
+        </w:rPr>
+        <w:t>Multiple-choice:</w:t>
       </w:r>
       <w:r>
         <w:rPr>
@@ -731,7 +752,16 @@
           <w:b/>
           <w:bCs/>
         </w:rPr>
-        <w:t>"What value does this practice represent?"</w:t>
+        <w:t>"What</w:t>
+      </w:r>
+      <w:proofErr w:type="spellEnd"/>
+      <w:r>
+        <w:rPr>
+          <w:rFonts w:ascii="Times New Roman" w:eastAsia="Times New Roman" w:hAnsi="Times New Roman" w:cs="Times New Roman"/>
+          <w:b/>
+          <w:bCs/>
+        </w:rPr>
+        <w:t xml:space="preserve"> value does this practice represent?"</w:t>
       </w:r>
     </w:p>
     <w:p>
@@ -1212,7 +1242,21 @@
               <w:rPr>
                 <w:rFonts w:ascii="Times New Roman" w:eastAsia="Times New Roman" w:hAnsi="Times New Roman" w:cs="Times New Roman"/>
               </w:rPr>
-              <w:t>A farmer using the tassa method to trap rainwater</w:t>
+              <w:t xml:space="preserve">A farmer using the </w:t>
+            </w:r>
+            <w:proofErr w:type="spellStart"/>
+            <w:r>
+              <w:rPr>
+                <w:rFonts w:ascii="Times New Roman" w:eastAsia="Times New Roman" w:hAnsi="Times New Roman" w:cs="Times New Roman"/>
+              </w:rPr>
+              <w:t>tassa</w:t>
+            </w:r>
+            <w:proofErr w:type="spellEnd"/>
+            <w:r>
+              <w:rPr>
+                <w:rFonts w:ascii="Times New Roman" w:eastAsia="Times New Roman" w:hAnsi="Times New Roman" w:cs="Times New Roman"/>
+              </w:rPr>
+              <w:t xml:space="preserve"> method to trap rainwater</w:t>
             </w:r>
           </w:p>
         </w:tc>
